--- a/Gas_Market_Model_Documentation.docx
+++ b/Gas_Market_Model_Documentation.docx
@@ -26,7 +26,7 @@
     </w:p>
     <w:p>
       <w:r>
-        <w:t>This model is a mathematical optimization framework designed to simulate the Australian east coast gas market's transition through to 2050. It utilizes Nodal Least-Cost Dispatch logic to solve for the most efficient gas production, pipeline transmission, and infrastructure expansion decisions, while accounting for the structural shifts identified in the AEMO Gas Statement of Opportunities (GSOO).</w:t>
+        <w:t>This model is a mathematical optimization framework designed to simulate the Australian east coast and Northern Territory gas market's transition through to 2050 (the NT connects via the Northern Gas Pipeline; Western Australia is a separate, isolated market and is not included). It utilizes Nodal Least-Cost Dispatch logic to solve for the most efficient gas production, pipeline transmission, and infrastructure expansion decisions, while accounting for the structural shifts identified in the AEMO Gas Statement of Opportunities (GSOO).</w:t>
       </w:r>
     </w:p>
     <w:p>
